--- a/docx/Maintenance-Mode/maintenance_mode.docx
+++ b/docx/Maintenance-Mode/maintenance_mode.docx
@@ -2,7 +2,7 @@
 <file path=word/document.xml><?xml version="1.0" encoding="utf-8"?>
 <w:document xmlns:w="http://schemas.openxmlformats.org/wordprocessingml/2006/main" xmlns:m="http://schemas.openxmlformats.org/officeDocument/2006/math" xmlns:r="http://schemas.openxmlformats.org/officeDocument/2006/relationships" xmlns:o="urn:schemas-microsoft-com:office:office" xmlns:v="urn:schemas-microsoft-com:vml" xmlns:w10="urn:schemas-microsoft-com:office:word" xmlns:a="http://schemas.openxmlformats.org/drawingml/2006/main" xmlns:pic="http://schemas.openxmlformats.org/drawingml/2006/picture" xmlns:wp="http://schemas.openxmlformats.org/drawingml/2006/wordprocessingDrawing">
   <w:body>
-    <w:bookmarkStart w:id="30" w:name="sec1"/>
+    <w:bookmarkStart w:id="36" w:name="sec1"/>
     <w:p>
       <w:pPr>
         <w:pStyle w:val="Heading1"/>
@@ -50,7 +50,24 @@
           <w:rPr>
             <w:rStyle w:val="Hyperlink"/>
           </w:rPr>
-          <w:t xml:space="preserve">Automatic maintenance mode in the build pipeline</w:t>
+          <w:t xml:space="preserve">HPeOneView Maintenance Mode</w:t>
+        </w:r>
+      </w:hyperlink>
+    </w:p>
+    <w:p>
+      <w:pPr>
+        <w:pStyle w:val="Compact"/>
+        <w:numPr>
+          <w:ilvl w:val="1"/>
+          <w:numId w:val="1002"/>
+        </w:numPr>
+      </w:pPr>
+      <w:hyperlink w:anchor="sec7">
+        <w:r>
+          <w:rPr>
+            <w:rStyle w:val="Hyperlink"/>
+          </w:rPr>
+          <w:t xml:space="preserve">Commands that alter HPE OneView maintenance mode:</w:t>
         </w:r>
       </w:hyperlink>
     </w:p>
@@ -62,7 +79,24 @@
           <w:numId w:val="1001"/>
         </w:numPr>
       </w:pPr>
-      <w:hyperlink w:anchor="sec9">
+      <w:hyperlink w:anchor="sec12">
+        <w:r>
+          <w:rPr>
+            <w:rStyle w:val="Hyperlink"/>
+          </w:rPr>
+          <w:t xml:space="preserve">Automatic maintenance mode in the build pipeline</w:t>
+        </w:r>
+      </w:hyperlink>
+    </w:p>
+    <w:p>
+      <w:pPr>
+        <w:pStyle w:val="Compact"/>
+        <w:numPr>
+          <w:ilvl w:val="0"/>
+          <w:numId w:val="1001"/>
+        </w:numPr>
+      </w:pPr>
+      <w:hyperlink w:anchor="sec15">
         <w:r>
           <w:rPr>
             <w:rStyle w:val="Hyperlink"/>
@@ -79,7 +113,7 @@
           <w:numId w:val="1001"/>
         </w:numPr>
       </w:pPr>
-      <w:hyperlink w:anchor="sec10">
+      <w:hyperlink w:anchor="sec16">
         <w:r>
           <w:rPr>
             <w:rStyle w:val="Hyperlink"/>
@@ -96,7 +130,7 @@
           <w:numId w:val="1001"/>
         </w:numPr>
       </w:pPr>
-      <w:hyperlink w:anchor="sec11">
+      <w:hyperlink w:anchor="sec17">
         <w:r>
           <w:rPr>
             <w:rStyle w:val="Hyperlink"/>
@@ -113,7 +147,7 @@
           <w:numId w:val="1001"/>
         </w:numPr>
       </w:pPr>
-      <w:hyperlink w:anchor="sec12">
+      <w:hyperlink w:anchor="sec18">
         <w:r>
           <w:rPr>
             <w:rStyle w:val="Hyperlink"/>
@@ -127,10 +161,10 @@
         <w:pStyle w:val="Compact"/>
         <w:numPr>
           <w:ilvl w:val="1"/>
-          <w:numId w:val="1002"/>
+          <w:numId w:val="1003"/>
         </w:numPr>
       </w:pPr>
-      <w:hyperlink w:anchor="sec13">
+      <w:hyperlink w:anchor="sec19">
         <w:r>
           <w:rPr>
             <w:rStyle w:val="Hyperlink"/>
@@ -144,10 +178,10 @@
         <w:pStyle w:val="Compact"/>
         <w:numPr>
           <w:ilvl w:val="1"/>
-          <w:numId w:val="1002"/>
+          <w:numId w:val="1003"/>
         </w:numPr>
       </w:pPr>
-      <w:hyperlink w:anchor="sec14">
+      <w:hyperlink w:anchor="sec20">
         <w:r>
           <w:rPr>
             <w:rStyle w:val="Hyperlink"/>
@@ -161,10 +195,10 @@
         <w:pStyle w:val="Compact"/>
         <w:numPr>
           <w:ilvl w:val="1"/>
-          <w:numId w:val="1002"/>
+          <w:numId w:val="1003"/>
         </w:numPr>
       </w:pPr>
-      <w:hyperlink w:anchor="sec15">
+      <w:hyperlink w:anchor="sec21">
         <w:r>
           <w:rPr>
             <w:rStyle w:val="Hyperlink"/>
@@ -178,10 +212,10 @@
         <w:pStyle w:val="Compact"/>
         <w:numPr>
           <w:ilvl w:val="1"/>
-          <w:numId w:val="1002"/>
+          <w:numId w:val="1003"/>
         </w:numPr>
       </w:pPr>
-      <w:hyperlink w:anchor="sec16">
+      <w:hyperlink w:anchor="sec22">
         <w:r>
           <w:rPr>
             <w:rStyle w:val="Hyperlink"/>
@@ -195,10 +229,10 @@
         <w:pStyle w:val="Compact"/>
         <w:numPr>
           <w:ilvl w:val="1"/>
-          <w:numId w:val="1002"/>
+          <w:numId w:val="1003"/>
         </w:numPr>
       </w:pPr>
-      <w:hyperlink w:anchor="sec17">
+      <w:hyperlink w:anchor="sec23">
         <w:r>
           <w:rPr>
             <w:rStyle w:val="Hyperlink"/>
@@ -212,10 +246,10 @@
         <w:pStyle w:val="Compact"/>
         <w:numPr>
           <w:ilvl w:val="1"/>
-          <w:numId w:val="1002"/>
+          <w:numId w:val="1003"/>
         </w:numPr>
       </w:pPr>
-      <w:hyperlink w:anchor="sec18">
+      <w:hyperlink w:anchor="sec24">
         <w:r>
           <w:rPr>
             <w:rStyle w:val="Hyperlink"/>
@@ -229,10 +263,10 @@
         <w:pStyle w:val="Compact"/>
         <w:numPr>
           <w:ilvl w:val="1"/>
-          <w:numId w:val="1002"/>
+          <w:numId w:val="1003"/>
         </w:numPr>
       </w:pPr>
-      <w:hyperlink w:anchor="sec19">
+      <w:hyperlink w:anchor="sec25">
         <w:r>
           <w:rPr>
             <w:rStyle w:val="Hyperlink"/>
@@ -249,7 +283,7 @@
           <w:numId w:val="1001"/>
         </w:numPr>
       </w:pPr>
-      <w:hyperlink w:anchor="sec20">
+      <w:hyperlink w:anchor="sec26">
         <w:r>
           <w:rPr>
             <w:rStyle w:val="Hyperlink"/>
@@ -266,7 +300,7 @@
           <w:numId w:val="1001"/>
         </w:numPr>
       </w:pPr>
-      <w:hyperlink w:anchor="sec21">
+      <w:hyperlink w:anchor="sec27">
         <w:r>
           <w:rPr>
             <w:rStyle w:val="Hyperlink"/>
@@ -283,7 +317,7 @@
           <w:numId w:val="1001"/>
         </w:numPr>
       </w:pPr>
-      <w:hyperlink w:anchor="sec22">
+      <w:hyperlink w:anchor="sec28">
         <w:r>
           <w:rPr>
             <w:rStyle w:val="Hyperlink"/>
@@ -300,7 +334,7 @@
           <w:numId w:val="1001"/>
         </w:numPr>
       </w:pPr>
-      <w:hyperlink w:anchor="sec23">
+      <w:hyperlink w:anchor="sec29">
         <w:r>
           <w:rPr>
             <w:rStyle w:val="Hyperlink"/>
@@ -314,10 +348,10 @@
         <w:pStyle w:val="Compact"/>
         <w:numPr>
           <w:ilvl w:val="1"/>
-          <w:numId w:val="1003"/>
+          <w:numId w:val="1004"/>
         </w:numPr>
       </w:pPr>
-      <w:hyperlink w:anchor="sec24">
+      <w:hyperlink w:anchor="sec30">
         <w:r>
           <w:rPr>
             <w:rStyle w:val="Hyperlink"/>
@@ -334,7 +368,7 @@
           <w:numId w:val="1001"/>
         </w:numPr>
       </w:pPr>
-      <w:hyperlink w:anchor="sec27">
+      <w:hyperlink w:anchor="sec33">
         <w:r>
           <w:rPr>
             <w:rStyle w:val="Hyperlink"/>
@@ -388,7 +422,7 @@
         <w:pStyle w:val="Compact"/>
         <w:numPr>
           <w:ilvl w:val="0"/>
-          <w:numId w:val="1004"/>
+          <w:numId w:val="1005"/>
         </w:numPr>
       </w:pPr>
       <w:r>
@@ -426,7 +460,7 @@
         <w:pStyle w:val="Compact"/>
         <w:numPr>
           <w:ilvl w:val="0"/>
-          <w:numId w:val="1004"/>
+          <w:numId w:val="1005"/>
         </w:numPr>
       </w:pPr>
       <w:r>
@@ -487,7 +521,7 @@
       <w:r>
         <w:t xml:space="preserve"> </w:t>
       </w:r>
-      <w:hyperlink w:anchor="sec6">
+      <w:hyperlink w:anchor="sec12">
         <w:r>
           <w:rPr>
             <w:rStyle w:val="Hyperlink"/>
@@ -1190,487 +1224,31 @@
       </w:r>
     </w:p>
     <w:bookmarkEnd w:id="10"/>
-    <w:bookmarkStart w:id="11" w:name="sec6"/>
+    <w:bookmarkStart w:id="16" w:name="sec6"/>
     <w:p>
       <w:pPr>
         <w:pStyle w:val="Heading2"/>
       </w:pPr>
       <w:r>
-        <w:t xml:space="preserve">Automatic maintenance mode in the build pipeline</w:t>
-      </w:r>
-    </w:p>
-    <w:p>
-      <w:pPr>
-        <w:pStyle w:val="FirstParagraph"/>
-      </w:pPr>
-      <w:r>
-        <w:t xml:space="preserve">When you run a build with</w:t>
-      </w:r>
-      <w:r>
-        <w:t xml:space="preserve"> </w:t>
-      </w:r>
-      <w:r>
-        <w:rPr>
-          <w:rStyle w:val="VerbatimChar"/>
-        </w:rPr>
-        <w:t xml:space="preserve">Configure-PhysicalBuild</w:t>
-      </w:r>
-      <w:r>
-        <w:t xml:space="preserve"> </w:t>
-      </w:r>
-      <w:r>
-        <w:t xml:space="preserve">/</w:t>
-      </w:r>
-      <w:r>
-        <w:t xml:space="preserve"> </w:t>
-      </w:r>
-      <w:r>
-        <w:rPr>
-          <w:rStyle w:val="VerbatimChar"/>
-        </w:rPr>
-        <w:t xml:space="preserve">Start-PhysicalServerBuild</w:t>
-      </w:r>
-      <w:r>
-        <w:t xml:space="preserve">, the pipeline</w:t>
-      </w:r>
-      <w:r>
-        <w:t xml:space="preserve"> </w:t>
-      </w:r>
-      <w:r>
-        <w:rPr>
-          <w:b/>
-          <w:bCs/>
-        </w:rPr>
-        <w:t xml:space="preserve">automatically</w:t>
-      </w:r>
-      <w:r>
-        <w:t xml:space="preserve"> </w:t>
-      </w:r>
-      <w:r>
-        <w:t xml:space="preserve">places the target server into</w:t>
-      </w:r>
-      <w:r>
-        <w:t xml:space="preserve"> </w:t>
-      </w:r>
-      <w:r>
-        <w:rPr>
-          <w:b/>
-          <w:bCs/>
-        </w:rPr>
-        <w:t xml:space="preserve">HPE OneView maintenance mode</w:t>
-      </w:r>
-      <w:r>
-        <w:t xml:space="preserve">:</w:t>
-      </w:r>
-    </w:p>
-    <w:p>
-      <w:pPr>
-        <w:pStyle w:val="Compact"/>
-        <w:numPr>
-          <w:ilvl w:val="0"/>
-          <w:numId w:val="1005"/>
-        </w:numPr>
-      </w:pPr>
-      <w:r>
-        <w:rPr>
-          <w:b/>
-          <w:bCs/>
-        </w:rPr>
-        <w:t xml:space="preserve">Enabled</w:t>
-      </w:r>
-      <w:r>
-        <w:t xml:space="preserve"> </w:t>
-      </w:r>
-      <w:r>
-        <w:t xml:space="preserve">before any destructive action — i.e. before the ISO is mounted and force-booted, and before post-OS firmware is applied via HPE SUT.</w:t>
-      </w:r>
-    </w:p>
-    <w:p>
-      <w:pPr>
-        <w:pStyle w:val="Compact"/>
-        <w:numPr>
-          <w:ilvl w:val="0"/>
-          <w:numId w:val="1005"/>
-        </w:numPr>
-      </w:pPr>
-      <w:r>
-        <w:rPr>
-          <w:b/>
-          <w:bCs/>
-        </w:rPr>
-        <w:t xml:space="preserve">Disabled</w:t>
-      </w:r>
-      <w:r>
-        <w:t xml:space="preserve"> </w:t>
-      </w:r>
-      <w:r>
-        <w:t xml:space="preserve">after the build completes (and also on failure, so the server is never stranded in maintenance).</w:t>
-      </w:r>
-    </w:p>
-    <w:p>
-      <w:pPr>
-        <w:pStyle w:val="FirstParagraph"/>
-      </w:pPr>
-      <w:r>
-        <w:t xml:space="preserve">This stops OneView from raising hardware/firmware alerts or compliance checks while the server is being wiped, reinstalled, and reflashed — avoiding unnecessary on-call callouts.</w:t>
-      </w:r>
-    </w:p>
-    <w:p>
-      <w:pPr>
-        <w:pStyle w:val="SourceCode"/>
-      </w:pPr>
-      <w:r>
-        <w:rPr>
-          <w:rStyle w:val="CommentTok"/>
-        </w:rPr>
-        <w:t xml:space="preserve"># OneView maintenance mode is ON by default during the build {#sec7}</w:t>
-      </w:r>
-      <w:r>
-        <w:br/>
-      </w:r>
-      <w:r>
-        <w:rPr>
-          <w:rStyle w:val="NormalTok"/>
-        </w:rPr>
-        <w:t xml:space="preserve">Configure-PhysicalBuild </w:t>
-      </w:r>
-      <w:r>
-        <w:rPr>
-          <w:rStyle w:val="OperatorTok"/>
-        </w:rPr>
-        <w:t xml:space="preserve">-</w:t>
-      </w:r>
-      <w:r>
-        <w:rPr>
-          <w:rStyle w:val="NormalTok"/>
-        </w:rPr>
-        <w:t xml:space="preserve">ServerIdentifier srv01 </w:t>
-      </w:r>
-      <w:r>
-        <w:rPr>
-          <w:rStyle w:val="OperatorTok"/>
-        </w:rPr>
-        <w:t xml:space="preserve">-</w:t>
-      </w:r>
-      <w:r>
-        <w:rPr>
-          <w:rStyle w:val="NormalTok"/>
-        </w:rPr>
-        <w:t xml:space="preserve">OneViewHost oneview</w:t>
-      </w:r>
-      <w:r>
-        <w:rPr>
-          <w:rStyle w:val="OperatorTok"/>
-        </w:rPr>
-        <w:t xml:space="preserve">.</w:t>
-      </w:r>
-      <w:r>
-        <w:rPr>
-          <w:rStyle w:val="FunctionTok"/>
-        </w:rPr>
-        <w:t xml:space="preserve">corp</w:t>
-      </w:r>
-      <w:r>
-        <w:rPr>
-          <w:rStyle w:val="OperatorTok"/>
-        </w:rPr>
-        <w:t xml:space="preserve">.</w:t>
-      </w:r>
-      <w:r>
-        <w:rPr>
-          <w:rStyle w:val="FunctionTok"/>
-        </w:rPr>
-        <w:t xml:space="preserve">local</w:t>
-      </w:r>
-      <w:r>
-        <w:rPr>
-          <w:rStyle w:val="NormalTok"/>
-        </w:rPr>
-        <w:t xml:space="preserve"> </w:t>
-      </w:r>
-      <w:r>
-        <w:rPr>
-          <w:rStyle w:val="OperatorTok"/>
-        </w:rPr>
-        <w:t xml:space="preserve">-</w:t>
-      </w:r>
-      <w:r>
-        <w:rPr>
-          <w:rStyle w:val="NormalTok"/>
-        </w:rPr>
-        <w:t xml:space="preserve">IloIp </w:t>
-      </w:r>
-      <w:r>
-        <w:rPr>
-          <w:rStyle w:val="DecValTok"/>
-        </w:rPr>
-        <w:t xml:space="preserve">10.0</w:t>
-      </w:r>
-      <w:r>
-        <w:rPr>
-          <w:rStyle w:val="OperatorTok"/>
-        </w:rPr>
-        <w:t xml:space="preserve">.</w:t>
-      </w:r>
-      <w:r>
-        <w:rPr>
-          <w:rStyle w:val="DecValTok"/>
-        </w:rPr>
-        <w:t xml:space="preserve">1.50</w:t>
-      </w:r>
-      <w:r>
-        <w:rPr>
-          <w:rStyle w:val="NormalTok"/>
-        </w:rPr>
-        <w:t xml:space="preserve"> `</w:t>
-      </w:r>
-      <w:r>
-        <w:br/>
-      </w:r>
-      <w:r>
-        <w:rPr>
-          <w:rStyle w:val="NormalTok"/>
-        </w:rPr>
-        <w:t xml:space="preserve">    </w:t>
-      </w:r>
-      <w:r>
-        <w:rPr>
-          <w:rStyle w:val="OperatorTok"/>
-        </w:rPr>
-        <w:t xml:space="preserve">-</w:t>
-      </w:r>
-      <w:r>
-        <w:rPr>
-          <w:rStyle w:val="NormalTok"/>
-        </w:rPr>
-        <w:t xml:space="preserve">ExternalIsoPath </w:t>
-      </w:r>
-      <w:r>
-        <w:rPr>
-          <w:rStyle w:val="StringTok"/>
-        </w:rPr>
-        <w:t xml:space="preserve">'\\fileserver\isos\WinSrv2025.iso'</w:t>
-      </w:r>
-      <w:r>
-        <w:rPr>
-          <w:rStyle w:val="NormalTok"/>
-        </w:rPr>
-        <w:t xml:space="preserve"> </w:t>
-      </w:r>
-      <w:r>
-        <w:rPr>
-          <w:rStyle w:val="OperatorTok"/>
-        </w:rPr>
-        <w:t xml:space="preserve">-</w:t>
-      </w:r>
-      <w:r>
-        <w:rPr>
-          <w:rStyle w:val="NormalTok"/>
-        </w:rPr>
-        <w:t xml:space="preserve">FirmwareFolders </w:t>
-      </w:r>
-      <w:r>
-        <w:rPr>
-          <w:rStyle w:val="OperatorTok"/>
-        </w:rPr>
-        <w:t xml:space="preserve">@(</w:t>
-      </w:r>
-      <w:r>
-        <w:rPr>
-          <w:rStyle w:val="StringTok"/>
-        </w:rPr>
-        <w:t xml:space="preserve">'\\fileserver\fw\BIOS'</w:t>
-      </w:r>
-      <w:r>
-        <w:rPr>
-          <w:rStyle w:val="OperatorTok"/>
-        </w:rPr>
-        <w:t xml:space="preserve">)</w:t>
-      </w:r>
-      <w:r>
-        <w:rPr>
-          <w:rStyle w:val="NormalTok"/>
-        </w:rPr>
-        <w:t xml:space="preserve"> `</w:t>
-      </w:r>
-      <w:r>
-        <w:br/>
-      </w:r>
-      <w:r>
-        <w:rPr>
-          <w:rStyle w:val="NormalTok"/>
-        </w:rPr>
-        <w:t xml:space="preserve">    </w:t>
-      </w:r>
-      <w:r>
-        <w:rPr>
-          <w:rStyle w:val="OperatorTok"/>
-        </w:rPr>
-        <w:t xml:space="preserve">-</w:t>
-      </w:r>
-      <w:r>
-        <w:rPr>
-          <w:rStyle w:val="NormalTok"/>
-        </w:rPr>
-        <w:t xml:space="preserve">InMaintenanceWindow </w:t>
-      </w:r>
-      <w:r>
-        <w:rPr>
-          <w:rStyle w:val="OperatorTok"/>
-        </w:rPr>
-        <w:t xml:space="preserve">-</w:t>
-      </w:r>
-      <w:r>
-        <w:rPr>
-          <w:rStyle w:val="NormalTok"/>
-        </w:rPr>
-        <w:t xml:space="preserve">Deploy </w:t>
-      </w:r>
-      <w:r>
-        <w:rPr>
-          <w:rStyle w:val="OperatorTok"/>
-        </w:rPr>
-        <w:t xml:space="preserve">-</w:t>
-      </w:r>
-      <w:r>
-        <w:rPr>
-          <w:rStyle w:val="NormalTok"/>
-        </w:rPr>
-        <w:t xml:space="preserve">GuardRail </w:t>
-      </w:r>
-      <w:r>
-        <w:rPr>
-          <w:rStyle w:val="StringTok"/>
-        </w:rPr>
-        <w:t xml:space="preserve">'srv01'</w:t>
-      </w:r>
-      <w:r>
-        <w:br/>
-      </w:r>
-      <w:r>
-        <w:br/>
-      </w:r>
-      <w:r>
-        <w:rPr>
-          <w:rStyle w:val="CommentTok"/>
-        </w:rPr>
-        <w:t xml:space="preserve"># Skip it only when OneView is unavailable or the server is not OneView-managed {#sec8}</w:t>
-      </w:r>
-      <w:r>
-        <w:br/>
-      </w:r>
-      <w:r>
-        <w:rPr>
-          <w:rStyle w:val="NormalTok"/>
-        </w:rPr>
-        <w:t xml:space="preserve">Configure-PhysicalBuild </w:t>
-      </w:r>
-      <w:r>
-        <w:rPr>
-          <w:rStyle w:val="OperatorTok"/>
-        </w:rPr>
-        <w:t xml:space="preserve">-</w:t>
-      </w:r>
-      <w:r>
-        <w:rPr>
-          <w:rStyle w:val="NormalTok"/>
-        </w:rPr>
-        <w:t xml:space="preserve">ServerIdentifier srv01 </w:t>
-      </w:r>
-      <w:r>
-        <w:rPr>
-          <w:rStyle w:val="OperatorTok"/>
-        </w:rPr>
-        <w:t xml:space="preserve">-</w:t>
-      </w:r>
-      <w:r>
-        <w:rPr>
-          <w:rStyle w:val="NormalTok"/>
-        </w:rPr>
-        <w:t xml:space="preserve">ExternalIsoPath </w:t>
-      </w:r>
-      <w:r>
-        <w:rPr>
-          <w:rStyle w:val="StringTok"/>
-        </w:rPr>
-        <w:t xml:space="preserve">'\\fileserver\isos\WinSrv2025.iso'</w:t>
-      </w:r>
-      <w:r>
-        <w:rPr>
-          <w:rStyle w:val="NormalTok"/>
-        </w:rPr>
-        <w:t xml:space="preserve"> `</w:t>
-      </w:r>
-      <w:r>
-        <w:br/>
-      </w:r>
-      <w:r>
-        <w:rPr>
-          <w:rStyle w:val="NormalTok"/>
-        </w:rPr>
-        <w:t xml:space="preserve">    </w:t>
-      </w:r>
-      <w:r>
-        <w:rPr>
-          <w:rStyle w:val="OperatorTok"/>
-        </w:rPr>
-        <w:t xml:space="preserve">-</w:t>
-      </w:r>
-      <w:r>
-        <w:rPr>
-          <w:rStyle w:val="NormalTok"/>
-        </w:rPr>
-        <w:t xml:space="preserve">NoMaintenanceMode </w:t>
-      </w:r>
-      <w:r>
-        <w:rPr>
-          <w:rStyle w:val="OperatorTok"/>
-        </w:rPr>
-        <w:t xml:space="preserve">-</w:t>
-      </w:r>
-      <w:r>
-        <w:rPr>
-          <w:rStyle w:val="NormalTok"/>
-        </w:rPr>
-        <w:t xml:space="preserve">InMaintenanceWindow </w:t>
-      </w:r>
-      <w:r>
-        <w:rPr>
-          <w:rStyle w:val="OperatorTok"/>
-        </w:rPr>
-        <w:t xml:space="preserve">-</w:t>
-      </w:r>
-      <w:r>
-        <w:rPr>
-          <w:rStyle w:val="NormalTok"/>
-        </w:rPr>
-        <w:t xml:space="preserve">Deploy </w:t>
-      </w:r>
-      <w:r>
-        <w:rPr>
-          <w:rStyle w:val="OperatorTok"/>
-        </w:rPr>
-        <w:t xml:space="preserve">-</w:t>
-      </w:r>
-      <w:r>
-        <w:rPr>
-          <w:rStyle w:val="NormalTok"/>
-        </w:rPr>
-        <w:t xml:space="preserve">GuardRail </w:t>
-      </w:r>
-      <w:r>
-        <w:rPr>
-          <w:rStyle w:val="StringTok"/>
-        </w:rPr>
-        <w:t xml:space="preserve">'srv01'</w:t>
-      </w:r>
-    </w:p>
-    <w:p>
-      <w:pPr>
-        <w:pStyle w:val="FirstParagraph"/>
-      </w:pPr>
-      <w:r>
-        <w:t xml:space="preserve">Key points:</w:t>
+        <w:t xml:space="preserve">HPeOneView Maintenance Mode</w:t>
+      </w:r>
+    </w:p>
+    <w:bookmarkStart w:id="15" w:name="sec7"/>
+    <w:p>
+      <w:pPr>
+        <w:pStyle w:val="Heading3"/>
+      </w:pPr>
+      <w:r>
+        <w:t xml:space="preserve">Commands that alter HPE OneView maintenance mode:</w:t>
+      </w:r>
+    </w:p>
+    <w:bookmarkStart w:id="11" w:name="sec8"/>
+    <w:p>
+      <w:pPr>
+        <w:pStyle w:val="Heading4"/>
+      </w:pPr>
+      <w:r>
+        <w:t xml:space="preserve">Standalone OneView commands (src/powershell/Automation/Public/OneViewMaintenanceMode.ps1):</w:t>
       </w:r>
     </w:p>
     <w:p>
@@ -1682,49 +1260,7 @@
         </w:numPr>
       </w:pPr>
       <w:r>
-        <w:t xml:space="preserve">Controlled by</w:t>
-      </w:r>
-      <w:r>
-        <w:t xml:space="preserve"> </w:t>
-      </w:r>
-      <w:r>
-        <w:rPr>
-          <w:rStyle w:val="VerbatimChar"/>
-        </w:rPr>
-        <w:t xml:space="preserve">-OneViewMaintenanceMode</w:t>
-      </w:r>
-      <w:r>
-        <w:t xml:space="preserve"> </w:t>
-      </w:r>
-      <w:r>
-        <w:t xml:space="preserve">(default</w:t>
-      </w:r>
-      <w:r>
-        <w:t xml:space="preserve"> </w:t>
-      </w:r>
-      <w:r>
-        <w:rPr>
-          <w:rStyle w:val="VerbatimChar"/>
-        </w:rPr>
-        <w:t xml:space="preserve">$true</w:t>
-      </w:r>
-      <w:r>
-        <w:t xml:space="preserve">). Use</w:t>
-      </w:r>
-      <w:r>
-        <w:t xml:space="preserve"> </w:t>
-      </w:r>
-      <w:r>
-        <w:rPr>
-          <w:rStyle w:val="VerbatimChar"/>
-        </w:rPr>
-        <w:t xml:space="preserve">-NoMaintenanceMode</w:t>
-      </w:r>
-      <w:r>
-        <w:t xml:space="preserve"> </w:t>
-      </w:r>
-      <w:r>
-        <w:t xml:space="preserve">to skip.</w:t>
+        <w:t xml:space="preserve">Enable-OneViewMaintenanceMode — OneViewMaintenanceMode.ps1:978</w:t>
       </w:r>
     </w:p>
     <w:p>
@@ -1736,92 +1272,17 @@
         </w:numPr>
       </w:pPr>
       <w:r>
-        <w:t xml:space="preserve">Only</w:t>
-      </w:r>
-      <w:r>
-        <w:t xml:space="preserve"> </w:t>
-      </w:r>
-      <w:r>
-        <w:rPr>
-          <w:b/>
-          <w:bCs/>
-        </w:rPr>
-        <w:t xml:space="preserve">HPE OneView</w:t>
-      </w:r>
-      <w:r>
-        <w:t xml:space="preserve"> </w:t>
-      </w:r>
-      <w:r>
-        <w:t xml:space="preserve">maintenance mode is automated here.</w:t>
-      </w:r>
-      <w:r>
-        <w:t xml:space="preserve"> </w:t>
-      </w:r>
-      <w:r>
-        <w:rPr>
-          <w:b/>
-          <w:bCs/>
-        </w:rPr>
-        <w:t xml:space="preserve">SCOM maintenance mode is never toggled by the build</w:t>
-      </w:r>
-      <w:r>
-        <w:t xml:space="preserve"> </w:t>
-      </w:r>
-      <w:r>
-        <w:t xml:space="preserve">— the build operates at the hardware/iLO layer. If you also want to suppress SCOM alerts on the rebuilt host, enable SCOM maintenance mode separately with</w:t>
-      </w:r>
-      <w:r>
-        <w:t xml:space="preserve"> </w:t>
-      </w:r>
-      <w:r>
-        <w:rPr>
-          <w:rStyle w:val="VerbatimChar"/>
-        </w:rPr>
-        <w:t xml:space="preserve">Set-MaintenanceMode -Mode scom</w:t>
-      </w:r>
-      <w:r>
-        <w:t xml:space="preserve"> </w:t>
-      </w:r>
-      <w:r>
-        <w:t xml:space="preserve">(see above).</w:t>
-      </w:r>
-    </w:p>
-    <w:p>
-      <w:pPr>
-        <w:pStyle w:val="Compact"/>
-        <w:numPr>
-          <w:ilvl w:val="0"/>
-          <w:numId w:val="1006"/>
-        </w:numPr>
-      </w:pPr>
-      <w:r>
-        <w:t xml:space="preserve">This behaviour is required by the runbook (</w:t>
-      </w:r>
-      <w:r>
-        <w:rPr>
-          <w:rStyle w:val="VerbatimChar"/>
-        </w:rPr>
-        <w:t xml:space="preserve">docs/Automation/runbook-requirements-v2.md</w:t>
-      </w:r>
-      <w:r>
-        <w:t xml:space="preserve">): maintenance mode is part of the standard build workflow, not an optional manual step.</w:t>
-      </w:r>
-    </w:p>
-    <w:p>
-      <w:r>
-        <w:pict>
-          <v:rect style="width:0;height:1.5pt" o:hralign="center" o:hrstd="t" o:hr="t"/>
-        </w:pict>
+        <w:t xml:space="preserve">Disable-OneViewMaintenanceMode — OneViewMaintenanceMode.ps1:1067</w:t>
       </w:r>
     </w:p>
     <w:bookmarkEnd w:id="11"/>
-    <w:bookmarkStart w:id="13" w:name="sec9"/>
-    <w:p>
-      <w:pPr>
-        <w:pStyle w:val="Heading2"/>
-      </w:pPr>
-      <w:r>
-        <w:t xml:space="preserve">Flow</w:t>
+    <w:bookmarkStart w:id="12" w:name="sec9"/>
+    <w:p>
+      <w:pPr>
+        <w:pStyle w:val="Heading4"/>
+      </w:pPr>
+      <w:r>
+        <w:t xml:space="preserve">Orchestrator:</w:t>
       </w:r>
     </w:p>
     <w:p>
@@ -1833,12 +1294,744 @@
         </w:numPr>
       </w:pPr>
       <w:r>
+        <w:t xml:space="preserve">Set-MaintenanceMode -Mode oneview -Action enable|disable - Set-MaintenanceMode.ps1:187 (dot-sources the file above and routes to those functions). - Action validate only reads state.</w:t>
+      </w:r>
+    </w:p>
+    <w:bookmarkEnd w:id="12"/>
+    <w:bookmarkStart w:id="13" w:name="sec10"/>
+    <w:p>
+      <w:pPr>
+        <w:pStyle w:val="Heading4"/>
+      </w:pPr>
+      <w:r>
+        <w:t xml:space="preserve">Automatic (during a build):</w:t>
+      </w:r>
+    </w:p>
+    <w:p>
+      <w:pPr>
+        <w:pStyle w:val="Compact"/>
+        <w:numPr>
+          <w:ilvl w:val="0"/>
+          <w:numId w:val="1008"/>
+        </w:numPr>
+      </w:pPr>
+      <w:r>
+        <w:t xml:space="preserve">Configure-PhysicalBuild -Deploy / Start-PhysicalServerBuild — automatically enable OneView maintenance mode before destructive operations and disable it afterwards, via internal</w:t>
+      </w:r>
+      <w:r>
+        <w:t xml:space="preserve"> </w:t>
+      </w:r>
+      <w:r>
+        <w:rPr>
+          <w:rStyle w:val="VerbatimChar"/>
+        </w:rPr>
+        <w:t xml:space="preserve">_Enable-OneViewMaintenanceMode / _Disable-OneViewMaintenanceMode</w:t>
+      </w:r>
+      <w:r>
+        <w:t xml:space="preserve"> </w:t>
+      </w:r>
+      <w:r>
+        <w:t xml:space="preserve">helpers (Start-PhysicalServerBuild.ps1:84, :120) that call Set-MaintenanceMode -Mode oneview. Gated by -OneViewMaintenanceMode (default $true); pass -NoMaintenanceMode to skip.</w:t>
+      </w:r>
+    </w:p>
+    <w:bookmarkEnd w:id="13"/>
+    <w:bookmarkStart w:id="14" w:name="sec11"/>
+    <w:p>
+      <w:pPr>
+        <w:pStyle w:val="Heading4"/>
+      </w:pPr>
+      <w:r>
+        <w:t xml:space="preserve">Read-only (do NOT alter state):</w:t>
+      </w:r>
+    </w:p>
+    <w:p>
+      <w:pPr>
+        <w:pStyle w:val="Compact"/>
+        <w:numPr>
+          <w:ilvl w:val="0"/>
+          <w:numId w:val="1009"/>
+        </w:numPr>
+      </w:pPr>
+      <w:r>
+        <w:t xml:space="preserve">Get-OneViewMaintenanceMode — OneViewMaintenanceMode.ps1:1150</w:t>
+      </w:r>
+    </w:p>
+    <w:p>
+      <w:pPr>
+        <w:pStyle w:val="Compact"/>
+        <w:numPr>
+          <w:ilvl w:val="0"/>
+          <w:numId w:val="1009"/>
+        </w:numPr>
+      </w:pPr>
+      <w:r>
+        <w:t xml:space="preserve">Get-OneViewServerList — shows a MaintMode column (Get-OneViewServerList.ps1:264)</w:t>
+      </w:r>
+    </w:p>
+    <w:p>
+      <w:pPr>
+        <w:pStyle w:val="Compact"/>
+        <w:numPr>
+          <w:ilvl w:val="0"/>
+          <w:numId w:val="1009"/>
+        </w:numPr>
+      </w:pPr>
+      <w:r>
+        <w:t xml:space="preserve">Get-MaintenanceStatusReport — links SCOM + OneView maintenance state, never mutates (Get-MaintenanceStatusReport.ps1:14)</w:t>
+      </w:r>
+    </w:p>
+    <w:bookmarkEnd w:id="14"/>
+    <w:bookmarkEnd w:id="15"/>
+    <w:bookmarkEnd w:id="16"/>
+    <w:bookmarkStart w:id="17" w:name="sec12"/>
+    <w:p>
+      <w:pPr>
+        <w:pStyle w:val="Heading2"/>
+      </w:pPr>
+      <w:r>
+        <w:t xml:space="preserve">Automatic maintenance mode in the build pipeline</w:t>
+      </w:r>
+    </w:p>
+    <w:p>
+      <w:pPr>
+        <w:pStyle w:val="FirstParagraph"/>
+      </w:pPr>
+      <w:r>
+        <w:t xml:space="preserve">When you run a build with</w:t>
+      </w:r>
+      <w:r>
+        <w:t xml:space="preserve"> </w:t>
+      </w:r>
+      <w:r>
+        <w:rPr>
+          <w:rStyle w:val="VerbatimChar"/>
+        </w:rPr>
+        <w:t xml:space="preserve">Configure-PhysicalBuild</w:t>
+      </w:r>
+      <w:r>
+        <w:t xml:space="preserve"> </w:t>
+      </w:r>
+      <w:r>
+        <w:t xml:space="preserve">/</w:t>
+      </w:r>
+      <w:r>
+        <w:t xml:space="preserve"> </w:t>
+      </w:r>
+      <w:r>
+        <w:rPr>
+          <w:rStyle w:val="VerbatimChar"/>
+        </w:rPr>
+        <w:t xml:space="preserve">Start-PhysicalServerBuild</w:t>
+      </w:r>
+      <w:r>
+        <w:t xml:space="preserve">, the pipeline</w:t>
+      </w:r>
+      <w:r>
+        <w:t xml:space="preserve"> </w:t>
+      </w:r>
+      <w:r>
+        <w:rPr>
+          <w:b/>
+          <w:bCs/>
+        </w:rPr>
+        <w:t xml:space="preserve">automatically</w:t>
+      </w:r>
+      <w:r>
+        <w:t xml:space="preserve"> </w:t>
+      </w:r>
+      <w:r>
+        <w:t xml:space="preserve">places the target server into</w:t>
+      </w:r>
+      <w:r>
+        <w:t xml:space="preserve"> </w:t>
+      </w:r>
+      <w:r>
+        <w:rPr>
+          <w:b/>
+          <w:bCs/>
+        </w:rPr>
+        <w:t xml:space="preserve">HPE OneView maintenance mode</w:t>
+      </w:r>
+      <w:r>
+        <w:t xml:space="preserve">:</w:t>
+      </w:r>
+    </w:p>
+    <w:p>
+      <w:pPr>
+        <w:pStyle w:val="Compact"/>
+        <w:numPr>
+          <w:ilvl w:val="0"/>
+          <w:numId w:val="1010"/>
+        </w:numPr>
+      </w:pPr>
+      <w:r>
+        <w:rPr>
+          <w:b/>
+          <w:bCs/>
+        </w:rPr>
+        <w:t xml:space="preserve">Enabled</w:t>
+      </w:r>
+      <w:r>
+        <w:t xml:space="preserve"> </w:t>
+      </w:r>
+      <w:r>
+        <w:t xml:space="preserve">before any destructive action — i.e. before the ISO is mounted and force-booted, and before post-OS firmware is applied via HPE SUT.</w:t>
+      </w:r>
+    </w:p>
+    <w:p>
+      <w:pPr>
+        <w:pStyle w:val="Compact"/>
+        <w:numPr>
+          <w:ilvl w:val="0"/>
+          <w:numId w:val="1010"/>
+        </w:numPr>
+      </w:pPr>
+      <w:r>
+        <w:rPr>
+          <w:b/>
+          <w:bCs/>
+        </w:rPr>
+        <w:t xml:space="preserve">Disabled</w:t>
+      </w:r>
+      <w:r>
+        <w:t xml:space="preserve"> </w:t>
+      </w:r>
+      <w:r>
+        <w:t xml:space="preserve">after the build completes (and also on failure, so the server is never stranded in maintenance).</w:t>
+      </w:r>
+    </w:p>
+    <w:p>
+      <w:pPr>
+        <w:pStyle w:val="FirstParagraph"/>
+      </w:pPr>
+      <w:r>
+        <w:t xml:space="preserve">This stops OneView from raising hardware/firmware alerts or compliance checks while the server is being wiped, reinstalled, and reflashed — avoiding unnecessary on-call callouts.</w:t>
+      </w:r>
+    </w:p>
+    <w:p>
+      <w:pPr>
+        <w:pStyle w:val="SourceCode"/>
+      </w:pPr>
+      <w:r>
+        <w:rPr>
+          <w:rStyle w:val="CommentTok"/>
+        </w:rPr>
+        <w:t xml:space="preserve"># OneView maintenance mode is ON by default during the build {#sec13}</w:t>
+      </w:r>
+      <w:r>
+        <w:br/>
+      </w:r>
+      <w:r>
+        <w:rPr>
+          <w:rStyle w:val="NormalTok"/>
+        </w:rPr>
+        <w:t xml:space="preserve">Configure-PhysicalBuild </w:t>
+      </w:r>
+      <w:r>
+        <w:rPr>
+          <w:rStyle w:val="OperatorTok"/>
+        </w:rPr>
+        <w:t xml:space="preserve">-</w:t>
+      </w:r>
+      <w:r>
+        <w:rPr>
+          <w:rStyle w:val="NormalTok"/>
+        </w:rPr>
+        <w:t xml:space="preserve">ServerIdentifier srv01 </w:t>
+      </w:r>
+      <w:r>
+        <w:rPr>
+          <w:rStyle w:val="OperatorTok"/>
+        </w:rPr>
+        <w:t xml:space="preserve">-</w:t>
+      </w:r>
+      <w:r>
+        <w:rPr>
+          <w:rStyle w:val="NormalTok"/>
+        </w:rPr>
+        <w:t xml:space="preserve">OneViewHost oneview</w:t>
+      </w:r>
+      <w:r>
+        <w:rPr>
+          <w:rStyle w:val="OperatorTok"/>
+        </w:rPr>
+        <w:t xml:space="preserve">.</w:t>
+      </w:r>
+      <w:r>
+        <w:rPr>
+          <w:rStyle w:val="FunctionTok"/>
+        </w:rPr>
+        <w:t xml:space="preserve">corp</w:t>
+      </w:r>
+      <w:r>
+        <w:rPr>
+          <w:rStyle w:val="OperatorTok"/>
+        </w:rPr>
+        <w:t xml:space="preserve">.</w:t>
+      </w:r>
+      <w:r>
+        <w:rPr>
+          <w:rStyle w:val="FunctionTok"/>
+        </w:rPr>
+        <w:t xml:space="preserve">local</w:t>
+      </w:r>
+      <w:r>
+        <w:rPr>
+          <w:rStyle w:val="NormalTok"/>
+        </w:rPr>
+        <w:t xml:space="preserve"> </w:t>
+      </w:r>
+      <w:r>
+        <w:rPr>
+          <w:rStyle w:val="OperatorTok"/>
+        </w:rPr>
+        <w:t xml:space="preserve">-</w:t>
+      </w:r>
+      <w:r>
+        <w:rPr>
+          <w:rStyle w:val="NormalTok"/>
+        </w:rPr>
+        <w:t xml:space="preserve">IloIp </w:t>
+      </w:r>
+      <w:r>
+        <w:rPr>
+          <w:rStyle w:val="DecValTok"/>
+        </w:rPr>
+        <w:t xml:space="preserve">10.0</w:t>
+      </w:r>
+      <w:r>
+        <w:rPr>
+          <w:rStyle w:val="OperatorTok"/>
+        </w:rPr>
+        <w:t xml:space="preserve">.</w:t>
+      </w:r>
+      <w:r>
+        <w:rPr>
+          <w:rStyle w:val="DecValTok"/>
+        </w:rPr>
+        <w:t xml:space="preserve">1.50</w:t>
+      </w:r>
+      <w:r>
+        <w:rPr>
+          <w:rStyle w:val="NormalTok"/>
+        </w:rPr>
+        <w:t xml:space="preserve"> `</w:t>
+      </w:r>
+      <w:r>
+        <w:br/>
+      </w:r>
+      <w:r>
+        <w:rPr>
+          <w:rStyle w:val="NormalTok"/>
+        </w:rPr>
+        <w:t xml:space="preserve">    </w:t>
+      </w:r>
+      <w:r>
+        <w:rPr>
+          <w:rStyle w:val="OperatorTok"/>
+        </w:rPr>
+        <w:t xml:space="preserve">-</w:t>
+      </w:r>
+      <w:r>
+        <w:rPr>
+          <w:rStyle w:val="NormalTok"/>
+        </w:rPr>
+        <w:t xml:space="preserve">ExternalIsoPath </w:t>
+      </w:r>
+      <w:r>
+        <w:rPr>
+          <w:rStyle w:val="StringTok"/>
+        </w:rPr>
+        <w:t xml:space="preserve">'\\fileserver\isos\WinSrv2025.iso'</w:t>
+      </w:r>
+      <w:r>
+        <w:rPr>
+          <w:rStyle w:val="NormalTok"/>
+        </w:rPr>
+        <w:t xml:space="preserve"> </w:t>
+      </w:r>
+      <w:r>
+        <w:rPr>
+          <w:rStyle w:val="OperatorTok"/>
+        </w:rPr>
+        <w:t xml:space="preserve">-</w:t>
+      </w:r>
+      <w:r>
+        <w:rPr>
+          <w:rStyle w:val="NormalTok"/>
+        </w:rPr>
+        <w:t xml:space="preserve">FirmwareFolders </w:t>
+      </w:r>
+      <w:r>
+        <w:rPr>
+          <w:rStyle w:val="OperatorTok"/>
+        </w:rPr>
+        <w:t xml:space="preserve">@(</w:t>
+      </w:r>
+      <w:r>
+        <w:rPr>
+          <w:rStyle w:val="StringTok"/>
+        </w:rPr>
+        <w:t xml:space="preserve">'\\fileserver\fw\BIOS'</w:t>
+      </w:r>
+      <w:r>
+        <w:rPr>
+          <w:rStyle w:val="OperatorTok"/>
+        </w:rPr>
+        <w:t xml:space="preserve">)</w:t>
+      </w:r>
+      <w:r>
+        <w:rPr>
+          <w:rStyle w:val="NormalTok"/>
+        </w:rPr>
+        <w:t xml:space="preserve"> `</w:t>
+      </w:r>
+      <w:r>
+        <w:br/>
+      </w:r>
+      <w:r>
+        <w:rPr>
+          <w:rStyle w:val="NormalTok"/>
+        </w:rPr>
+        <w:t xml:space="preserve">    </w:t>
+      </w:r>
+      <w:r>
+        <w:rPr>
+          <w:rStyle w:val="OperatorTok"/>
+        </w:rPr>
+        <w:t xml:space="preserve">-</w:t>
+      </w:r>
+      <w:r>
+        <w:rPr>
+          <w:rStyle w:val="NormalTok"/>
+        </w:rPr>
+        <w:t xml:space="preserve">InMaintenanceWindow </w:t>
+      </w:r>
+      <w:r>
+        <w:rPr>
+          <w:rStyle w:val="OperatorTok"/>
+        </w:rPr>
+        <w:t xml:space="preserve">-</w:t>
+      </w:r>
+      <w:r>
+        <w:rPr>
+          <w:rStyle w:val="NormalTok"/>
+        </w:rPr>
+        <w:t xml:space="preserve">Deploy </w:t>
+      </w:r>
+      <w:r>
+        <w:rPr>
+          <w:rStyle w:val="OperatorTok"/>
+        </w:rPr>
+        <w:t xml:space="preserve">-</w:t>
+      </w:r>
+      <w:r>
+        <w:rPr>
+          <w:rStyle w:val="NormalTok"/>
+        </w:rPr>
+        <w:t xml:space="preserve">GuardRail </w:t>
+      </w:r>
+      <w:r>
+        <w:rPr>
+          <w:rStyle w:val="StringTok"/>
+        </w:rPr>
+        <w:t xml:space="preserve">'srv01'</w:t>
+      </w:r>
+      <w:r>
+        <w:br/>
+      </w:r>
+      <w:r>
+        <w:br/>
+      </w:r>
+      <w:r>
+        <w:rPr>
+          <w:rStyle w:val="CommentTok"/>
+        </w:rPr>
+        <w:t xml:space="preserve"># Skip it only when OneView is unavailable or the server is not OneView-managed {#sec14}</w:t>
+      </w:r>
+      <w:r>
+        <w:br/>
+      </w:r>
+      <w:r>
+        <w:rPr>
+          <w:rStyle w:val="NormalTok"/>
+        </w:rPr>
+        <w:t xml:space="preserve">Configure-PhysicalBuild </w:t>
+      </w:r>
+      <w:r>
+        <w:rPr>
+          <w:rStyle w:val="OperatorTok"/>
+        </w:rPr>
+        <w:t xml:space="preserve">-</w:t>
+      </w:r>
+      <w:r>
+        <w:rPr>
+          <w:rStyle w:val="NormalTok"/>
+        </w:rPr>
+        <w:t xml:space="preserve">ServerIdentifier srv01 </w:t>
+      </w:r>
+      <w:r>
+        <w:rPr>
+          <w:rStyle w:val="OperatorTok"/>
+        </w:rPr>
+        <w:t xml:space="preserve">-</w:t>
+      </w:r>
+      <w:r>
+        <w:rPr>
+          <w:rStyle w:val="NormalTok"/>
+        </w:rPr>
+        <w:t xml:space="preserve">ExternalIsoPath </w:t>
+      </w:r>
+      <w:r>
+        <w:rPr>
+          <w:rStyle w:val="StringTok"/>
+        </w:rPr>
+        <w:t xml:space="preserve">'\\fileserver\isos\WinSrv2025.iso'</w:t>
+      </w:r>
+      <w:r>
+        <w:rPr>
+          <w:rStyle w:val="NormalTok"/>
+        </w:rPr>
+        <w:t xml:space="preserve"> `</w:t>
+      </w:r>
+      <w:r>
+        <w:br/>
+      </w:r>
+      <w:r>
+        <w:rPr>
+          <w:rStyle w:val="NormalTok"/>
+        </w:rPr>
+        <w:t xml:space="preserve">    </w:t>
+      </w:r>
+      <w:r>
+        <w:rPr>
+          <w:rStyle w:val="OperatorTok"/>
+        </w:rPr>
+        <w:t xml:space="preserve">-</w:t>
+      </w:r>
+      <w:r>
+        <w:rPr>
+          <w:rStyle w:val="NormalTok"/>
+        </w:rPr>
+        <w:t xml:space="preserve">NoMaintenanceMode </w:t>
+      </w:r>
+      <w:r>
+        <w:rPr>
+          <w:rStyle w:val="OperatorTok"/>
+        </w:rPr>
+        <w:t xml:space="preserve">-</w:t>
+      </w:r>
+      <w:r>
+        <w:rPr>
+          <w:rStyle w:val="NormalTok"/>
+        </w:rPr>
+        <w:t xml:space="preserve">InMaintenanceWindow </w:t>
+      </w:r>
+      <w:r>
+        <w:rPr>
+          <w:rStyle w:val="OperatorTok"/>
+        </w:rPr>
+        <w:t xml:space="preserve">-</w:t>
+      </w:r>
+      <w:r>
+        <w:rPr>
+          <w:rStyle w:val="NormalTok"/>
+        </w:rPr>
+        <w:t xml:space="preserve">Deploy </w:t>
+      </w:r>
+      <w:r>
+        <w:rPr>
+          <w:rStyle w:val="OperatorTok"/>
+        </w:rPr>
+        <w:t xml:space="preserve">-</w:t>
+      </w:r>
+      <w:r>
+        <w:rPr>
+          <w:rStyle w:val="NormalTok"/>
+        </w:rPr>
+        <w:t xml:space="preserve">GuardRail </w:t>
+      </w:r>
+      <w:r>
+        <w:rPr>
+          <w:rStyle w:val="StringTok"/>
+        </w:rPr>
+        <w:t xml:space="preserve">'srv01'</w:t>
+      </w:r>
+    </w:p>
+    <w:p>
+      <w:pPr>
+        <w:pStyle w:val="FirstParagraph"/>
+      </w:pPr>
+      <w:r>
+        <w:t xml:space="preserve">Key points:</w:t>
+      </w:r>
+    </w:p>
+    <w:p>
+      <w:pPr>
+        <w:pStyle w:val="Compact"/>
+        <w:numPr>
+          <w:ilvl w:val="0"/>
+          <w:numId w:val="1011"/>
+        </w:numPr>
+      </w:pPr>
+      <w:r>
+        <w:t xml:space="preserve">Controlled by</w:t>
+      </w:r>
+      <w:r>
+        <w:t xml:space="preserve"> </w:t>
+      </w:r>
+      <w:r>
+        <w:rPr>
+          <w:rStyle w:val="VerbatimChar"/>
+        </w:rPr>
+        <w:t xml:space="preserve">-OneViewMaintenanceMode</w:t>
+      </w:r>
+      <w:r>
+        <w:t xml:space="preserve"> </w:t>
+      </w:r>
+      <w:r>
+        <w:t xml:space="preserve">(default</w:t>
+      </w:r>
+      <w:r>
+        <w:t xml:space="preserve"> </w:t>
+      </w:r>
+      <w:r>
+        <w:rPr>
+          <w:rStyle w:val="VerbatimChar"/>
+        </w:rPr>
+        <w:t xml:space="preserve">$true</w:t>
+      </w:r>
+      <w:r>
+        <w:t xml:space="preserve">). Use</w:t>
+      </w:r>
+      <w:r>
+        <w:t xml:space="preserve"> </w:t>
+      </w:r>
+      <w:r>
+        <w:rPr>
+          <w:rStyle w:val="VerbatimChar"/>
+        </w:rPr>
+        <w:t xml:space="preserve">-NoMaintenanceMode</w:t>
+      </w:r>
+      <w:r>
+        <w:t xml:space="preserve"> </w:t>
+      </w:r>
+      <w:r>
+        <w:t xml:space="preserve">to skip.</w:t>
+      </w:r>
+    </w:p>
+    <w:p>
+      <w:pPr>
+        <w:pStyle w:val="Compact"/>
+        <w:numPr>
+          <w:ilvl w:val="0"/>
+          <w:numId w:val="1011"/>
+        </w:numPr>
+      </w:pPr>
+      <w:r>
+        <w:t xml:space="preserve">Only</w:t>
+      </w:r>
+      <w:r>
+        <w:t xml:space="preserve"> </w:t>
+      </w:r>
+      <w:r>
+        <w:rPr>
+          <w:b/>
+          <w:bCs/>
+        </w:rPr>
+        <w:t xml:space="preserve">HPE OneView</w:t>
+      </w:r>
+      <w:r>
+        <w:t xml:space="preserve"> </w:t>
+      </w:r>
+      <w:r>
+        <w:t xml:space="preserve">maintenance mode is automated here.</w:t>
+      </w:r>
+      <w:r>
+        <w:t xml:space="preserve"> </w:t>
+      </w:r>
+      <w:r>
+        <w:rPr>
+          <w:b/>
+          <w:bCs/>
+        </w:rPr>
+        <w:t xml:space="preserve">SCOM maintenance mode is never toggled by the build</w:t>
+      </w:r>
+      <w:r>
+        <w:t xml:space="preserve"> </w:t>
+      </w:r>
+      <w:r>
+        <w:t xml:space="preserve">— the build operates at the hardware/iLO layer. If you also want to suppress SCOM alerts on the rebuilt host, enable SCOM maintenance mode separately with</w:t>
+      </w:r>
+      <w:r>
+        <w:t xml:space="preserve"> </w:t>
+      </w:r>
+      <w:r>
+        <w:rPr>
+          <w:rStyle w:val="VerbatimChar"/>
+        </w:rPr>
+        <w:t xml:space="preserve">Set-MaintenanceMode -Mode scom</w:t>
+      </w:r>
+      <w:r>
+        <w:t xml:space="preserve"> </w:t>
+      </w:r>
+      <w:r>
+        <w:t xml:space="preserve">(see above).</w:t>
+      </w:r>
+    </w:p>
+    <w:p>
+      <w:pPr>
+        <w:pStyle w:val="Compact"/>
+        <w:numPr>
+          <w:ilvl w:val="0"/>
+          <w:numId w:val="1011"/>
+        </w:numPr>
+      </w:pPr>
+      <w:r>
+        <w:t xml:space="preserve">This behaviour is required by the runbook (</w:t>
+      </w:r>
+      <w:r>
+        <w:rPr>
+          <w:rStyle w:val="VerbatimChar"/>
+        </w:rPr>
+        <w:t xml:space="preserve">docs/Automation/runbook-requirements-v2.md</w:t>
+      </w:r>
+      <w:r>
+        <w:t xml:space="preserve">): maintenance mode is part of the standard build workflow, not an optional manual step.</w:t>
+      </w:r>
+    </w:p>
+    <w:p>
+      <w:r>
+        <w:pict>
+          <v:rect style="width:0;height:1.5pt" o:hralign="center" o:hrstd="t" o:hr="t"/>
+        </w:pict>
+      </w:r>
+    </w:p>
+    <w:bookmarkEnd w:id="17"/>
+    <w:bookmarkStart w:id="19" w:name="sec15"/>
+    <w:p>
+      <w:pPr>
+        <w:pStyle w:val="Heading2"/>
+      </w:pPr>
+      <w:r>
+        <w:t xml:space="preserve">Flow</w:t>
+      </w:r>
+    </w:p>
+    <w:p>
+      <w:pPr>
+        <w:pStyle w:val="Compact"/>
+        <w:numPr>
+          <w:ilvl w:val="0"/>
+          <w:numId w:val="1012"/>
+        </w:numPr>
+      </w:pPr>
+      <w:r>
         <w:t xml:space="preserve">SCOM: enable, disable, or validate maintenance mode for a cluster of servers, via PowerShell cmdlets or the SCOM</w:t>
       </w:r>
       <w:r>
         <w:t xml:space="preserve"> </w:t>
       </w:r>
-      <w:hyperlink r:id="rId12">
+      <w:hyperlink r:id="rId18">
         <w:r>
           <w:rPr>
             <w:rStyle w:val="Hyperlink"/>
@@ -1858,7 +2051,7 @@
         <w:pStyle w:val="Compact"/>
         <w:numPr>
           <w:ilvl w:val="0"/>
-          <w:numId w:val="1007"/>
+          <w:numId w:val="1012"/>
         </w:numPr>
       </w:pPr>
       <w:r>
@@ -1879,7 +2072,7 @@
         <w:pStyle w:val="Compact"/>
         <w:numPr>
           <w:ilvl w:val="0"/>
-          <w:numId w:val="1007"/>
+          <w:numId w:val="1012"/>
         </w:numPr>
       </w:pPr>
       <w:r>
@@ -1891,7 +2084,7 @@
         <w:pStyle w:val="Compact"/>
         <w:numPr>
           <w:ilvl w:val="0"/>
-          <w:numId w:val="1007"/>
+          <w:numId w:val="1012"/>
         </w:numPr>
       </w:pPr>
       <w:r>
@@ -1903,7 +2096,7 @@
         <w:pStyle w:val="Compact"/>
         <w:numPr>
           <w:ilvl w:val="0"/>
-          <w:numId w:val="1007"/>
+          <w:numId w:val="1012"/>
         </w:numPr>
       </w:pPr>
       <w:r>
@@ -1917,8 +2110,8 @@
         </w:pict>
       </w:r>
     </w:p>
-    <w:bookmarkEnd w:id="13"/>
-    <w:bookmarkStart w:id="14" w:name="sec10"/>
+    <w:bookmarkEnd w:id="19"/>
+    <w:bookmarkStart w:id="20" w:name="sec16"/>
     <w:p>
       <w:pPr>
         <w:pStyle w:val="Heading2"/>
@@ -2089,8 +2282,8 @@
         </w:pict>
       </w:r>
     </w:p>
-    <w:bookmarkEnd w:id="14"/>
-    <w:bookmarkStart w:id="15" w:name="sec11"/>
+    <w:bookmarkEnd w:id="20"/>
+    <w:bookmarkStart w:id="21" w:name="sec17"/>
     <w:p>
       <w:pPr>
         <w:pStyle w:val="Heading2"/>
@@ -2104,7 +2297,7 @@
         <w:pStyle w:val="Compact"/>
         <w:numPr>
           <w:ilvl w:val="0"/>
-          <w:numId w:val="1008"/>
+          <w:numId w:val="1013"/>
         </w:numPr>
       </w:pPr>
       <w:r>
@@ -2126,7 +2319,7 @@
         <w:pStyle w:val="Compact"/>
         <w:numPr>
           <w:ilvl w:val="0"/>
-          <w:numId w:val="1008"/>
+          <w:numId w:val="1013"/>
         </w:numPr>
       </w:pPr>
       <w:r>
@@ -2148,7 +2341,7 @@
         <w:pStyle w:val="Compact"/>
         <w:numPr>
           <w:ilvl w:val="0"/>
-          <w:numId w:val="1008"/>
+          <w:numId w:val="1013"/>
         </w:numPr>
       </w:pPr>
       <w:r>
@@ -2170,7 +2363,7 @@
         <w:pStyle w:val="Compact"/>
         <w:numPr>
           <w:ilvl w:val="0"/>
-          <w:numId w:val="1008"/>
+          <w:numId w:val="1013"/>
         </w:numPr>
       </w:pPr>
       <w:r>
@@ -2203,8 +2396,8 @@
         </w:pict>
       </w:r>
     </w:p>
-    <w:bookmarkEnd w:id="15"/>
-    <w:bookmarkStart w:id="23" w:name="sec12"/>
+    <w:bookmarkEnd w:id="21"/>
+    <w:bookmarkStart w:id="29" w:name="sec18"/>
     <w:p>
       <w:pPr>
         <w:pStyle w:val="Heading2"/>
@@ -2220,7 +2413,7 @@
         </w:pict>
       </w:r>
     </w:p>
-    <w:bookmarkStart w:id="16" w:name="sec13"/>
+    <w:bookmarkStart w:id="22" w:name="sec19"/>
     <w:p>
       <w:pPr>
         <w:pStyle w:val="Heading3"/>
@@ -2256,8 +2449,8 @@
         </w:pict>
       </w:r>
     </w:p>
-    <w:bookmarkEnd w:id="16"/>
-    <w:bookmarkStart w:id="17" w:name="sec14"/>
+    <w:bookmarkEnd w:id="22"/>
+    <w:bookmarkStart w:id="23" w:name="sec20"/>
     <w:p>
       <w:pPr>
         <w:pStyle w:val="Heading3"/>
@@ -2281,8 +2474,8 @@
         </w:pict>
       </w:r>
     </w:p>
-    <w:bookmarkEnd w:id="17"/>
-    <w:bookmarkStart w:id="18" w:name="sec15"/>
+    <w:bookmarkEnd w:id="23"/>
+    <w:bookmarkStart w:id="24" w:name="sec21"/>
     <w:p>
       <w:pPr>
         <w:pStyle w:val="Heading3"/>
@@ -2351,8 +2544,8 @@
         </w:pict>
       </w:r>
     </w:p>
-    <w:bookmarkEnd w:id="18"/>
-    <w:bookmarkStart w:id="19" w:name="sec16"/>
+    <w:bookmarkEnd w:id="24"/>
+    <w:bookmarkStart w:id="25" w:name="sec22"/>
     <w:p>
       <w:pPr>
         <w:pStyle w:val="Heading3"/>
@@ -2667,8 +2860,8 @@
         </w:pict>
       </w:r>
     </w:p>
-    <w:bookmarkEnd w:id="19"/>
-    <w:bookmarkStart w:id="20" w:name="sec17"/>
+    <w:bookmarkEnd w:id="25"/>
+    <w:bookmarkStart w:id="26" w:name="sec23"/>
     <w:p>
       <w:pPr>
         <w:pStyle w:val="Heading3"/>
@@ -3069,8 +3262,8 @@
         </w:pict>
       </w:r>
     </w:p>
-    <w:bookmarkEnd w:id="20"/>
-    <w:bookmarkStart w:id="21" w:name="sec18"/>
+    <w:bookmarkEnd w:id="26"/>
+    <w:bookmarkStart w:id="27" w:name="sec24"/>
     <w:p>
       <w:pPr>
         <w:pStyle w:val="Heading3"/>
@@ -3106,8 +3299,8 @@
         </w:pict>
       </w:r>
     </w:p>
-    <w:bookmarkEnd w:id="21"/>
-    <w:bookmarkStart w:id="22" w:name="sec19"/>
+    <w:bookmarkEnd w:id="27"/>
+    <w:bookmarkStart w:id="28" w:name="sec25"/>
     <w:p>
       <w:pPr>
         <w:pStyle w:val="Heading3"/>
@@ -3191,9 +3384,9 @@
         </w:pict>
       </w:r>
     </w:p>
-    <w:bookmarkEnd w:id="22"/>
-    <w:bookmarkEnd w:id="23"/>
-    <w:bookmarkStart w:id="24" w:name="sec20"/>
+    <w:bookmarkEnd w:id="28"/>
+    <w:bookmarkEnd w:id="29"/>
+    <w:bookmarkStart w:id="30" w:name="sec26"/>
     <w:p>
       <w:pPr>
         <w:pStyle w:val="Heading2"/>
@@ -3207,7 +3400,7 @@
         <w:pStyle w:val="Compact"/>
         <w:numPr>
           <w:ilvl w:val="0"/>
-          <w:numId w:val="1009"/>
+          <w:numId w:val="1014"/>
         </w:numPr>
       </w:pPr>
       <w:r>
@@ -3219,7 +3412,7 @@
         <w:pStyle w:val="Compact"/>
         <w:numPr>
           <w:ilvl w:val="0"/>
-          <w:numId w:val="1009"/>
+          <w:numId w:val="1014"/>
         </w:numPr>
       </w:pPr>
       <w:r>
@@ -3231,7 +3424,7 @@
         <w:pStyle w:val="Compact"/>
         <w:numPr>
           <w:ilvl w:val="0"/>
-          <w:numId w:val="1009"/>
+          <w:numId w:val="1014"/>
         </w:numPr>
       </w:pPr>
       <w:r>
@@ -3245,8 +3438,8 @@
         </w:pict>
       </w:r>
     </w:p>
-    <w:bookmarkEnd w:id="24"/>
-    <w:bookmarkStart w:id="25" w:name="sec21"/>
+    <w:bookmarkEnd w:id="30"/>
+    <w:bookmarkStart w:id="31" w:name="sec27"/>
     <w:p>
       <w:pPr>
         <w:pStyle w:val="Heading2"/>
@@ -3516,8 +3709,8 @@
         </w:pict>
       </w:r>
     </w:p>
-    <w:bookmarkEnd w:id="25"/>
-    <w:bookmarkStart w:id="26" w:name="sec22"/>
+    <w:bookmarkEnd w:id="31"/>
+    <w:bookmarkStart w:id="32" w:name="sec28"/>
     <w:p>
       <w:pPr>
         <w:pStyle w:val="Heading2"/>
@@ -3531,7 +3724,7 @@
         <w:pStyle w:val="Compact"/>
         <w:numPr>
           <w:ilvl w:val="0"/>
-          <w:numId w:val="1010"/>
+          <w:numId w:val="1015"/>
         </w:numPr>
       </w:pPr>
       <w:r>
@@ -3543,7 +3736,7 @@
         <w:pStyle w:val="Compact"/>
         <w:numPr>
           <w:ilvl w:val="0"/>
-          <w:numId w:val="1010"/>
+          <w:numId w:val="1015"/>
         </w:numPr>
       </w:pPr>
       <w:r>
@@ -3555,7 +3748,7 @@
         <w:pStyle w:val="Compact"/>
         <w:numPr>
           <w:ilvl w:val="0"/>
-          <w:numId w:val="1010"/>
+          <w:numId w:val="1015"/>
         </w:numPr>
       </w:pPr>
       <w:r>
@@ -3569,8 +3762,8 @@
         </w:pict>
       </w:r>
     </w:p>
-    <w:bookmarkEnd w:id="26"/>
-    <w:bookmarkStart w:id="28" w:name="sec23"/>
+    <w:bookmarkEnd w:id="32"/>
+    <w:bookmarkStart w:id="34" w:name="sec29"/>
     <w:p>
       <w:pPr>
         <w:pStyle w:val="Heading2"/>
@@ -3579,7 +3772,7 @@
         <w:t xml:space="preserve">Testing</w:t>
       </w:r>
     </w:p>
-    <w:bookmarkStart w:id="27" w:name="sec24"/>
+    <w:bookmarkStart w:id="33" w:name="sec30"/>
     <w:p>
       <w:pPr>
         <w:pStyle w:val="Heading3"/>
@@ -3610,7 +3803,7 @@
         <w:pStyle w:val="Compact"/>
         <w:numPr>
           <w:ilvl w:val="0"/>
-          <w:numId w:val="1011"/>
+          <w:numId w:val="1016"/>
         </w:numPr>
       </w:pPr>
       <w:r>
@@ -3641,7 +3834,7 @@
         <w:pStyle w:val="Compact"/>
         <w:numPr>
           <w:ilvl w:val="0"/>
-          <w:numId w:val="1011"/>
+          <w:numId w:val="1016"/>
         </w:numPr>
       </w:pPr>
       <w:r>
@@ -3672,7 +3865,7 @@
         <w:pStyle w:val="Compact"/>
         <w:numPr>
           <w:ilvl w:val="0"/>
-          <w:numId w:val="1011"/>
+          <w:numId w:val="1016"/>
         </w:numPr>
       </w:pPr>
       <w:r>
@@ -3706,7 +3899,7 @@
         <w:rPr>
           <w:rStyle w:val="CommentTok"/>
         </w:rPr>
-        <w:t xml:space="preserve"># Run maintenance mode tests only {#sec25}</w:t>
+        <w:t xml:space="preserve"># Run maintenance mode tests only {#sec31}</w:t>
       </w:r>
       <w:r>
         <w:br/>
@@ -3733,7 +3926,7 @@
         <w:rPr>
           <w:rStyle w:val="CommentTok"/>
         </w:rPr>
-        <w:t xml:space="preserve"># Or directly {#sec26}</w:t>
+        <w:t xml:space="preserve"># Or directly {#sec32}</w:t>
       </w:r>
       <w:r>
         <w:br/>
@@ -3811,9 +4004,9 @@
         </w:pict>
       </w:r>
     </w:p>
-    <w:bookmarkEnd w:id="27"/>
-    <w:bookmarkEnd w:id="28"/>
-    <w:bookmarkStart w:id="29" w:name="sec27"/>
+    <w:bookmarkEnd w:id="33"/>
+    <w:bookmarkEnd w:id="34"/>
+    <w:bookmarkStart w:id="35" w:name="sec33"/>
     <w:p>
       <w:pPr>
         <w:pStyle w:val="Heading2"/>
@@ -3827,7 +4020,7 @@
         <w:pStyle w:val="Compact"/>
         <w:numPr>
           <w:ilvl w:val="0"/>
-          <w:numId w:val="1012"/>
+          <w:numId w:val="1017"/>
         </w:numPr>
       </w:pPr>
       <w:r>
@@ -3854,15 +4047,15 @@
         <w:pStyle w:val="Compact"/>
         <w:numPr>
           <w:ilvl w:val="0"/>
-          <w:numId w:val="1012"/>
+          <w:numId w:val="1017"/>
         </w:numPr>
       </w:pPr>
       <w:r>
         <w:t xml:space="preserve">2026-05-16: Initial version of language-agnostic maintenance-mode reference</w:t>
       </w:r>
     </w:p>
-    <w:bookmarkEnd w:id="29"/>
-    <w:bookmarkEnd w:id="30"/>
+    <w:bookmarkEnd w:id="35"/>
+    <w:bookmarkEnd w:id="36"/>
     <w:sectPr>
       <w:pgSz w:w="16838" w:h="11906" w:orient="landscape"/>
       <w:footnotePr>
@@ -4187,6 +4380,21 @@
     <w:abstractNumId w:val="991"/>
   </w:num>
   <w:num w:numId="1008">
+    <w:abstractNumId w:val="991"/>
+  </w:num>
+  <w:num w:numId="1009">
+    <w:abstractNumId w:val="991"/>
+  </w:num>
+  <w:num w:numId="1010">
+    <w:abstractNumId w:val="991"/>
+  </w:num>
+  <w:num w:numId="1011">
+    <w:abstractNumId w:val="991"/>
+  </w:num>
+  <w:num w:numId="1012">
+    <w:abstractNumId w:val="991"/>
+  </w:num>
+  <w:num w:numId="1013">
     <w:abstractNumId w:val="99411"/>
     <w:lvlOverride w:ilvl="0">
       <w:startOverride w:val="1"/>
@@ -4216,16 +4424,16 @@
       <w:startOverride w:val="1"/>
     </w:lvlOverride>
   </w:num>
-  <w:num w:numId="1009">
+  <w:num w:numId="1014">
     <w:abstractNumId w:val="991"/>
   </w:num>
-  <w:num w:numId="1010">
+  <w:num w:numId="1015">
     <w:abstractNumId w:val="991"/>
   </w:num>
-  <w:num w:numId="1011">
+  <w:num w:numId="1016">
     <w:abstractNumId w:val="991"/>
   </w:num>
-  <w:num w:numId="1012">
+  <w:num w:numId="1017">
     <w:abstractNumId w:val="991"/>
   </w:num>
 </w:numbering>
